--- a/frontend/public/docx/courses/generative-ai/Multi-modal-rag/Evaluation & Debugging in Multimodal RAG (MRAG).docx
+++ b/frontend/public/docx/courses/generative-ai/Multi-modal-rag/Evaluation & Debugging in Multimodal RAG (MRAG).docx
@@ -102,9 +102,11 @@
           <w:numId w:val="8"/>
         </w:numPr>
         <w:spacing w:after="240"/>
-      </w:pPr>
-      <w:r>
-        <w:t>Systematic debugging workflow to pinpoint failures (retriever, generator, reasoning, modality imbalance) This turns "the model hallucinates" from a vague complaint into actionable insights — essential for building trustworthy customer support bots that correctly interpret uploaded damage photos, spec sheets, and manuals.</w:t>
+        <w:rPr/>
+      </w:pPr>
+      <w:r>
+        <w:rPr/>
+        <w:t>Systematic debugging workflow to pinpoint failures (retriever, generator, reasoning, modality imbalance) This turns "the model hallucinates" from a vague complaint into actionable insights, essential for building trustworthy customer support bots that correctly interpret uploaded damage photos, spec sheets, and manuals.</w:t>
       </w:r>
     </w:p>
     <w:p>
@@ -546,7 +548,8 @@
         <w:spacing w:after="240"/>
       </w:pPr>
       <w:r>
-        <w:t>Customer: “My earbuds case cracked here [photo] — warranty?”</w:t>
+        <w:rPr/>
+        <w:t>Customer: “My earbuds case cracked here [photo], warranty?”</w:t>
       </w:r>
     </w:p>
     <w:p>
@@ -583,9 +586,11 @@
           <w:ilvl w:val="0"/>
           <w:numId w:val="7"/>
         </w:numPr>
-      </w:pPr>
-      <w:r>
-        <w:t>Citation failure: “See page 12 of manual” — but page 12 is about charging, not damage.</w:t>
+        <w:rPr/>
+      </w:pPr>
+      <w:r>
+        <w:rPr/>
+        <w:t>Citation failure: “See page 12 of manual”, but page 12 is about charging, not damage.</w:t>
       </w:r>
     </w:p>
     <w:p>
@@ -594,9 +599,25 @@
           <w:ilvl w:val="0"/>
           <w:numId w:val="7"/>
         </w:numPr>
-      </w:pPr>
-      <w:r>
-        <w:t>Retrieval failure: Never pulled the actual damage photos from similar cases.</w:t>
+        <w:rPr/>
+      </w:pPr>
+      <w:r>
+        <w:rPr>
+          <w:lang w:val="en-US"/>
+        </w:rPr>
+        <w:t xml:space="preserve">Retrieval failure: Never </w:t>
+      </w:r>
+      <w:r>
+        <w:rPr>
+          <w:lang w:val="en-US"/>
+        </w:rPr>
+        <w:t>pulled</w:t>
+      </w:r>
+      <w:r>
+        <w:rPr>
+          <w:lang w:val="en-US"/>
+        </w:rPr>
+        <w:t xml:space="preserve"> the actual damage photos from similar cases.</w:t>
       </w:r>
     </w:p>
     <w:p>
@@ -864,7 +885,7 @@
         <w:rPr>
           <w:lang w:val="en-US"/>
         </w:rPr>
-        <w:t xml:space="preserve">Probes hallucination: “Is there a red charging cable in the image?” (yes/no) — </w:t>
+        <w:t xml:space="preserve">Probes hallucination: “Is there a red charging cable in the image?” (yes/no),\ </w:t>
       </w:r>
       <w:r>
         <w:rPr>
@@ -1219,9 +1240,11 @@
           <w:numId w:val="2"/>
         </w:numPr>
         <w:spacing w:after="240"/>
-      </w:pPr>
-      <w:r>
-        <w:t>Pairwise preference (A vs B answer — which is more faithful?)</w:t>
+        <w:rPr/>
+      </w:pPr>
+      <w:r>
+        <w:rPr/>
+        <w:t>Pairwise preference (A vs B answer, which is more faithful?)</w:t>
       </w:r>
     </w:p>
     <w:p>
@@ -1440,7 +1463,7 @@
         <w:rPr>
           <w:lang w:val="en-US"/>
         </w:rPr>
-        <w:t>When an answer is wrong, you need a systematic way to find the culprit — not just “the model is bad</w:t>
+        <w:t>When an answer is wrong, you need a systematic way to find the culprit, not just “the model is bad</w:t>
       </w:r>
       <w:r>
         <w:rPr>
